--- a/docs/PRD_IDEA_copepod_diagrams.docx
+++ b/docs/PRD_IDEA_copepod_diagrams.docx
@@ -23,7 +23,7 @@
         <w:pStyle w:val="Author"/>
       </w:pPr>
       <w:r>
-        <w:t xml:space="preserve">Flinguee75</w:t>
+        <w:t xml:space="preserve">Tidiane Cissé</w:t>
       </w:r>
     </w:p>
     <w:p>
@@ -223,7 +223,7 @@
               <w:pStyle w:val="Compact"/>
             </w:pPr>
             <w:r>
-              <w:t xml:space="preserve">Flinguee75</w:t>
+              <w:t xml:space="preserve">Tidiane Cissé</w:t>
             </w:r>
           </w:p>
         </w:tc>
@@ -394,7 +394,7 @@
               <w:pStyle w:val="Compact"/>
             </w:pPr>
             <w:r>
-              <w:t xml:space="preserve">Flinguee75</w:t>
+              <w:t xml:space="preserve">Tidiane Cissé</w:t>
             </w:r>
           </w:p>
         </w:tc>
@@ -440,7 +440,7 @@
               <w:pStyle w:val="Compact"/>
             </w:pPr>
             <w:r>
-              <w:t xml:space="preserve">Flinguee75</w:t>
+              <w:t xml:space="preserve">Tidiane Cissé</w:t>
             </w:r>
           </w:p>
         </w:tc>
@@ -486,7 +486,7 @@
               <w:pStyle w:val="Compact"/>
             </w:pPr>
             <w:r>
-              <w:t xml:space="preserve">Flinguee75</w:t>
+              <w:t xml:space="preserve">Tidiane Cissé</w:t>
             </w:r>
           </w:p>
         </w:tc>
@@ -532,7 +532,7 @@
               <w:pStyle w:val="Compact"/>
             </w:pPr>
             <w:r>
-              <w:t xml:space="preserve">Flinguee75</w:t>
+              <w:t xml:space="preserve">Tidiane Cissé</w:t>
             </w:r>
           </w:p>
         </w:tc>
